--- a/docs/thesis/Диплом-Лапова-Мария.docx
+++ b/docs/thesis/Диплом-Лапова-Мария.docx
@@ -1196,7 +1196,7 @@
         <w:rPr>
           <w:b w:val="0"/>
         </w:rPr>
-        <w:t>InBody — это семейство устройств для биоимпедансного анализа состава тела от южнокорейской компании InBody Co., Ltd. Метод основан на пропускании через тело слабого переменного электрического тока и измерении сопротивления, оказываемого тканями этому току. Жировая ткань содержит мало воды и плохо проводит электричество; мышечная ткань, наоборот, содержит много воды с электролитами и проводит хорошо. По разнице в проводимости устройство оценивает соотношение жировой и мышечной массы.</w:t>
+        <w:t>InBody — это семейство устройств для биоимпедансного анализа состава тела [3] от южнокорейской компании InBody Co., Ltd. Метод основан на пропускании через тело слабого переменного электрического тока и измерении сопротивления, оказываемого тканями этому току. Жировая ткань содержит мало воды и плохо проводит электричество; мышечная ткань, наоборот, содержит много воды с электролитами и проводит хорошо. По разнице в проводимости устройство оценивает соотношение жировой и мышечной массы.</w:t>
       </w:r>
     </w:p>
     <w:p>
@@ -1254,7 +1254,7 @@
         <w:ind w:firstLine="0"/>
       </w:pPr>
       <w:r>
-        <w:t>BMR (Basal Metabolic Rate) — базовый уровень метаболизма (сколько калорий тратит тело в покое в сутки).</w:t>
+        <w:t>BMR (Basal Metabolic Rate) — базовый уровень метаболизма (сколько калорий тратит тело в покое в сутки) [6].</w:t>
       </w:r>
     </w:p>
     <w:p>
@@ -1276,7 +1276,7 @@
         <w:rPr>
           <w:b w:val="0"/>
         </w:rPr>
-        <w:t>Точность InBody-замеров зависит от условий проведения: уровня гидратации, времени суток, приёма пищи и кофеина за 2–3 часа до замера. Стандартная погрешность модели InBody 270 для массы тела — около ±0,2 кг, для процента жира — ±1,5 процентного пункта. Эта погрешность задаёт нижнюю границу качества прогноза: модель, которая выдаёт ошибку меньше погрешности самого прибора, физически бессмысленна.</w:t>
+        <w:t>Точность InBody-замеров зависит от условий проведения: уровня гидратации, времени суток, приёма пищи и кофеина за 2–3 часа до замера. Стандартная погрешность модели InBody 270 [10] для массы тела — около ±0,2 кг, для процента жира — ±1,5 процентного пункта. Эта погрешность задаёт нижнюю границу качества прогноза: модель, которая выдаёт ошибку меньше погрешности самого прибора, физически бессмысленна.</w:t>
       </w:r>
     </w:p>
     <w:p>
@@ -1323,7 +1323,7 @@
         <w:rPr>
           <w:b w:val="0"/>
         </w:rPr>
-        <w:t>Приложение для отслеживания питания. Включает в себя адаптивный калькулятор калорий, который прогнозирует, как изменится вес пользователя при текущем дневном балансе. Однако MacroFactor ориентирован исключительно на вес и не учитывает тренировки; прогнозирует только weight_kg, не процент жира и не мышечную массу; не показывает пользователю доверительных интервалов.</w:t>
+        <w:t>Приложение для отслеживания питания. Включает в себя адаптивный калькулятор калорий [13], который прогнозирует, как изменится вес пользователя при текущем дневном балансе. Однако MacroFactor ориентирован исключительно на вес и не учитывает тренировки; прогнозирует только weight_kg, не процент жира и не мышечную массу; не показывает пользователю доверительных интервалов.</w:t>
       </w:r>
     </w:p>
     <w:p>
@@ -2008,7 +2008,7 @@
         <w:rPr>
           <w:b w:val="0"/>
         </w:rPr>
-        <w:t>Опираются на закон сохранения энергии: изменение веса пропорционально разнице между потреблёнными и потраченными калориями. Преимущество — интерпретируемость; недостаток — необходимость знать точные поступления и расход калорий, что в практике приложения невозможно — точный контроль калорийности рациона в реальных условиях затруднён.</w:t>
+        <w:t>Опираются на закон сохранения энергии [4]: изменение веса пропорционально разнице между потреблёнными и потраченными калориями. Преимущество — интерпретируемость; недостаток — необходимость знать точные поступления и расход калорий, что в практике приложения невозможно — точный контроль калорийности рациона в реальных условиях затруднён.</w:t>
       </w:r>
     </w:p>
     <w:p>
@@ -2054,7 +2054,7 @@
         <w:rPr>
           <w:b w:val="0"/>
         </w:rPr>
-        <w:t>Ridge-регрессия, случайный лес, градиентный бустинг (XGBoost, LightGBM, CatBoost). Принимают на вход вектор признаков (демография, история InBody, тренировочная активность за последние недели) и выдают прогноз. Преимущества: разумный компромисс между сложностью и качеством; хорошо работают на ограниченных данных. Именно этот подход выбран в настоящей работе.</w:t>
+        <w:t>Ridge-регрессия, случайный лес, градиентный бустинг (XGBoost, LightGBM, CatBoost) [2]. Принимают на вход вектор признаков (демография, история InBody, тренировочная активность за последние недели) и выдают прогноз. Преимущества: разумный компромисс между сложностью и качеством; хорошо работают на ограниченных данных. Именно этот подход выбран в настоящей работе.</w:t>
       </w:r>
     </w:p>
     <w:p>
@@ -2077,7 +2077,7 @@
         <w:rPr>
           <w:b w:val="0"/>
         </w:rPr>
-        <w:t>Рекуррентные сети (LSTM, GRU), Temporal Fusion Transformer, N-BEATS. Преимущества: способны улавливать сложные нелинейные зависимости и долгосрочные сезонные эффекты. Недостаток: для качественного обучения нужны десятки тысяч пользовательских траекторий, которых в нашем распоряжении пока нет. Этот подход рассматривается как направление дальнейшего развития (см. заключение).</w:t>
+        <w:t>Рекуррентные сети (LSTM, GRU), Temporal Fusion Transformer, N-BEATS [1]. Преимущества: способны улавливать сложные нелинейные зависимости и долгосрочные сезонные эффекты. Недостаток: для качественного обучения нужны десятки тысяч пользовательских траекторий, которых в нашем распоряжении пока нет. Этот подход рассматривается как направление дальнейшего развития (см. заключение).</w:t>
       </w:r>
     </w:p>
     <w:p>
@@ -2100,7 +2100,7 @@
         <w:rPr>
           <w:b w:val="0"/>
         </w:rPr>
-        <w:t>Помимо точечной оценки, практическая ценность прогноза напрямую зависит от количественной характеристики его неопределённости. Точечный прогноз, представленный без доверительного интервала, склонен интерпретироваться пользователем как детерминированное значение, тогда как реальные траектории композиции тела подвержены существенной индивидуальной изменчивости. В настоящей работе для построения доверительных интервалов применяется метод квантильной регрессии: обучаются три отдельные модели LightGBM с квантильной функцией потерь на уровнях 0,1, 0,5 и 0,9. Подробное описание приведено в главе 3.</w:t>
+        <w:t>Помимо точечной оценки, практическая ценность прогноза напрямую зависит от количественной характеристики его неопределённости [9]. Точечный прогноз, представленный без доверительного интервала, склонен интерпретироваться пользователем как детерминированное значение, тогда как реальные траектории композиции тела подвержены существенной индивидуальной изменчивости. В настоящей работе для построения доверительных интервалов применяется метод квантильной регрессии: обучаются три отдельные модели LightGBM с квантильной функцией потерь на уровнях 0,1, 0,5 и 0,9. Подробное описание приведено в главе 3.</w:t>
       </w:r>
     </w:p>
     <w:p>
@@ -3597,7 +3597,7 @@
         <w:rPr>
           <w:b w:val="0"/>
         </w:rPr>
-        <w:t>Основная модель — LightGBM с целевой функцией квантильной регрессии (objective='quantile'). Преимущества над ridge-регрессией: способность улавливать нелинейные взаимодействия между признаками (например, эффект тренировок зависит от пола и возраста нелинейно); возможность построения квантильных оценок для доверительных интервалов; нативная поддержка категориальных признаков без предварительного one-hot кодирования.</w:t>
+        <w:t>Основная модель — LightGBM [7] с целевой функцией квантильной регрессии (objective='quantile'). Преимущества над ridge-регрессией: способность улавливать нелинейные взаимодействия между признаками (например, эффект тренировок зависит от пола и возраста нелинейно); возможность построения квантильных оценок для доверительных интервалов; нативная поддержка категориальных признаков без предварительного one-hot кодирования.</w:t>
       </w:r>
     </w:p>
     <w:p>
@@ -3708,7 +3708,7 @@
         <w:rPr>
           <w:b w:val="0"/>
         </w:rPr>
-        <w:t>Квантильная регрессия решает эту проблему: вместо одной модели, выдающей среднее, обучается несколько моделей, выдающих заданные квантили. Если обучить модель на квантиле 0,5 — получится оценка медианы; на квантиле 0,1 — нижняя граница 80%-CI; на квантиле 0,9 — верхняя граница 80%-CI. Никаких предположений о распределении остатков делать не нужно.</w:t>
+        <w:t>Квантильная регрессия [8] решает эту проблему: вместо одной модели, выдающей среднее, обучается несколько моделей, выдающих заданные квантили. Если обучить модель на квантиле 0,5 — получится оценка медианы; на квантиле 0,1 — нижняя граница 80%-CI; на квантиле 0,9 — верхняя граница 80%-CI. Никаких предположений о распределении остатков делать не нужно.</w:t>
       </w:r>
     </w:p>
     <w:p>
@@ -4108,7 +4108,7 @@
         <w:ind w:firstLine="0"/>
       </w:pPr>
       <w:r>
-        <w:t>S3 — valakhorasani/gym-members-exercise-dataset: профили посетителей зала (возраст, пол, BMI, частота, длительность тренировок, тип упражнений) — 973 строки после prevalence-фильтрации;</w:t>
+        <w:t>S3 — valakhorasani/gym-members-exercise-dataset [11]: профили посетителей зала (возраст, пол, BMI, частота, длительность тренировок, тип упражнений) — 973 строки после prevalence-фильтрации;</w:t>
       </w:r>
     </w:p>
     <w:p>
@@ -4117,7 +4117,7 @@
         <w:ind w:firstLine="0"/>
       </w:pPr>
       <w:r>
-        <w:t>S4 — fedesoriano/body-fat-prediction-dataset: замеры тела (рост, вес, обхваты) с расчётом процента жира — 251 строка.</w:t>
+        <w:t>S4 — fedesoriano/body-fat-prediction-dataset [12]: замеры тела (рост, вес, обхваты) с расчётом процента жира — 251 строка.</w:t>
       </w:r>
     </w:p>
     <w:p>
@@ -4139,7 +4139,7 @@
         <w:rPr>
           <w:b w:val="0"/>
         </w:rPr>
-        <w:t>Алгоритм синтеза реализован в ml/etl/synthesize_timeseries.py и работает так. Для каждого пользователя из S3 случайно выбирается цель (вес-лосс / масса / поддержание) с весами, соответствующими статистике в реальной популяции (60% / 25% / 15%). Затем на каждую неделю генерируется дельта веса = базовая_динамика(цель, профиль) + гауссов_шум(σ=0.3 кг). Дельта процента жира коррелирована с дельтой веса (при потере веса жир уходит быстрее мышц), дельта мышечной массы — наоборот. Получаемые траектории помечаются флагом is_synthetic=true для последующего корректного взвешивания в обучении.</w:t>
+        <w:t>Алгоритм синтеза реализован в ml/etl/synthesize_timeseries.py и работает так. Для каждого пользователя из S3 случайно выбирается цель (вес-лосс / масса / поддержание) с весами, соответствующими статистике в реальной популяции (60% / 25% / 15%). Затем на каждую неделю генерируется дельта веса = базовая_динамика(цель, профиль) + гауссов_шум(σ=0.3 кг). Дельта процента жира коррелирована с дельтой веса (при потере веса жир уходит быстрее мышц), дельта мышечной массы — наоборот [5]. Получаемые траектории помечаются флагом is_synthetic=true для последующего корректного взвешивания в обучении.</w:t>
       </w:r>
     </w:p>
     <w:p>
@@ -6053,7 +6053,7 @@
         <w:t xml:space="preserve">1. </w:t>
       </w:r>
       <w:r>
-        <w:t>Прикладная математика и информатика: учебно-методическое пособие / сост. Р. Ю. Симанчев. — Омск: Изд-во ОмГУ, 2024. — 84 с.</w:t>
+        <w:t>Гудфеллоу Я., Бенжио И., Курвилль А. Глубокое обучение / пер. с англ. — Москва: ДМК Пресс, 2018. — 652 с.</w:t>
       </w:r>
     </w:p>
     <w:p>
@@ -6067,7 +6067,7 @@
         <w:t xml:space="preserve">2. </w:t>
       </w:r>
       <w:r>
-        <w:t>Гудфеллоу Я., Бенжио И., Курвилль А. Глубокое обучение / пер. с англ. — Москва: ДМК Пресс, 2018. — 652 с.</w:t>
+        <w:t>Флах П. Машинное обучение. Наука и искусство построения алгоритмов, которые извлекают знания из данных / пер. с англ. — Москва: ДМК Пресс, 2015. — 400 с.</w:t>
       </w:r>
     </w:p>
     <w:p>
@@ -6081,7 +6081,7 @@
         <w:t xml:space="preserve">3. </w:t>
       </w:r>
       <w:r>
-        <w:t>Флах П. Машинное обучение. Наука и искусство построения алгоритмов, которые извлекают знания из данных / пер. с англ. — Москва: ДМК Пресс, 2015. — 400 с.</w:t>
+        <w:t>Kyle U. G., Bosaeus I., De Lorenzo A. D. et al. Bioelectrical Impedance Analysis — Part I: Review of Principles and Methods // Clinical Nutrition. — 2004. — Vol. 23, № 5. — P. 1226–1243.</w:t>
       </w:r>
     </w:p>
     <w:p>
@@ -6095,7 +6095,7 @@
         <w:t xml:space="preserve">4. </w:t>
       </w:r>
       <w:r>
-        <w:t>Бокс Дж., Дженкинс Г. М. Анализ временных рядов: прогноз и управление. Вып. 1, 2 / пер. с англ. — Москва: Мир, 1974. — 406 с.</w:t>
+        <w:t>Hall K. D., Sacks G., Chandramohan D. et al. Quantification of the Effect of Energy Imbalance on Bodyweight // The Lancet. — 2011. — Vol. 378, № 9793. — P. 826–837.</w:t>
       </w:r>
     </w:p>
     <w:p>
@@ -6109,7 +6109,7 @@
         <w:t xml:space="preserve">5. </w:t>
       </w:r>
       <w:r>
-        <w:t>Kyle U. G., Bosaeus I., De Lorenzo A. D. et al. Bioelectrical Impedance Analysis — Part I: Review of Principles and Methods // Clinical Nutrition. — 2004. — Vol. 23, № 5. — P. 1226–1243.</w:t>
+        <w:t>Schoenfeld B. J. Science and Development of Muscle Hypertrophy. — Champaign, IL: Human Kinetics, 2021. — 312 p.</w:t>
       </w:r>
     </w:p>
     <w:p>
@@ -6123,7 +6123,7 @@
         <w:t xml:space="preserve">6. </w:t>
       </w:r>
       <w:r>
-        <w:t>Hall K. D., Sacks G., Chandramohan D. et al. Quantification of the Effect of Energy Imbalance on Bodyweight // The Lancet. — 2011. — Vol. 378, № 9793. — P. 826–837.</w:t>
+        <w:t>Mifflin M. D., St Jeor S. T. et al. A New Predictive Equation for Resting Energy Expenditure in Healthy Individuals // The American Journal of Clinical Nutrition. — 1990. — Vol. 51, № 2. — P. 241–247.</w:t>
       </w:r>
     </w:p>
     <w:p>
@@ -6137,7 +6137,7 @@
         <w:t xml:space="preserve">7. </w:t>
       </w:r>
       <w:r>
-        <w:t>Schoenfeld B. J. Science and Development of Muscle Hypertrophy. — Champaign, IL: Human Kinetics, 2021. — 312 p.</w:t>
+        <w:t>Ke G., Meng Q., Finley T. et al. LightGBM: A Highly Efficient Gradient Boosting Decision Tree // Advances in Neural Information Processing Systems. — 2017. — Vol. 30. — P. 3146–3154.</w:t>
       </w:r>
     </w:p>
     <w:p>
@@ -6151,7 +6151,7 @@
         <w:t xml:space="preserve">8. </w:t>
       </w:r>
       <w:r>
-        <w:t>Mifflin M. D., St Jeor S. T. et al. A New Predictive Equation for Resting Energy Expenditure in Healthy Individuals // The American Journal of Clinical Nutrition. — 1990. — Vol. 51, № 2. — P. 241–247.</w:t>
+        <w:t>Koenker R., Bassett G. Regression Quantiles // Econometrica. — 1978. — Vol. 46, № 1. — P. 33–50.</w:t>
       </w:r>
     </w:p>
     <w:p>
@@ -6165,7 +6165,7 @@
         <w:t xml:space="preserve">9. </w:t>
       </w:r>
       <w:r>
-        <w:t>Ke G., Meng Q., Finley T. et al. LightGBM: A Highly Efficient Gradient Boosting Decision Tree // Advances in Neural Information Processing Systems. — 2017. — Vol. 30. — P. 3146–3154.</w:t>
+        <w:t>Hyndman R. J., Athanasopoulos G. Forecasting: Principles and Practice. — 3rd ed. — OTexts, 2021. — 442 p.</w:t>
       </w:r>
     </w:p>
     <w:p>
@@ -6179,7 +6179,7 @@
         <w:t xml:space="preserve">10. </w:t>
       </w:r>
       <w:r>
-        <w:t>Koenker R., Bassett G. Regression Quantiles // Econometrica. — 1978. — Vol. 46, № 1. — P. 33–50.</w:t>
+        <w:t>InBody Co., Ltd. InBody 270 User's Manual [Электронный ресурс]. — URL: https://www.inbody.com (дата обращения: 22.04.2026).</w:t>
       </w:r>
     </w:p>
     <w:p>
@@ -6193,7 +6193,7 @@
         <w:t xml:space="preserve">11. </w:t>
       </w:r>
       <w:r>
-        <w:t>Hyndman R. J., Athanasopoulos G. Forecasting: Principles and Practice. — 3rd ed. — OTexts, 2021. — 442 p.</w:t>
+        <w:t>Kaggle Datasets: Gym Members Exercise Dataset / V. Khorasani [Электронный ресурс]. — URL: https://www.kaggle.com/datasets/valakhorasani/gym-members-exercise-dataset (дата обращения: 15.04.2026).</w:t>
       </w:r>
     </w:p>
     <w:p>
@@ -6207,7 +6207,7 @@
         <w:t xml:space="preserve">12. </w:t>
       </w:r>
       <w:r>
-        <w:t>InBody Co., Ltd. InBody 270 User's Manual [Электронный ресурс]. — URL: https://www.inbody.com (дата обращения: 22.04.2026).</w:t>
+        <w:t>Kaggle Datasets: Body Fat Prediction Dataset / Fedesoriano [Электронный ресурс]. — URL: https://www.kaggle.com/datasets/fedesoriano/body-fat-prediction-dataset (дата обращения: 15.04.2026).</w:t>
       </w:r>
     </w:p>
     <w:p>
@@ -6219,34 +6219,6 @@
           <w:b/>
         </w:rPr>
         <w:t xml:space="preserve">13. </w:t>
-      </w:r>
-      <w:r>
-        <w:t>Kaggle Datasets: Gym Members Exercise Dataset / V. Khorasani [Электронный ресурс]. — URL: https://www.kaggle.com/datasets/valakhorasani/gym-members-exercise-dataset (дата обращения: 15.04.2026).</w:t>
-      </w:r>
-    </w:p>
-    <w:p>
-      <w:pPr>
-        <w:ind w:firstLine="0"/>
-      </w:pPr>
-      <w:r>
-        <w:rPr>
-          <w:b/>
-        </w:rPr>
-        <w:t xml:space="preserve">14. </w:t>
-      </w:r>
-      <w:r>
-        <w:t>Kaggle Datasets: Body Fat Prediction Dataset / Fedesoriano [Электронный ресурс]. — URL: https://www.kaggle.com/datasets/fedesoriano/body-fat-prediction-dataset (дата обращения: 15.04.2026).</w:t>
-      </w:r>
-    </w:p>
-    <w:p>
-      <w:pPr>
-        <w:ind w:firstLine="0"/>
-      </w:pPr>
-      <w:r>
-        <w:rPr>
-          <w:b/>
-        </w:rPr>
-        <w:t xml:space="preserve">15. </w:t>
       </w:r>
       <w:r>
         <w:t>MacroFactor: Adaptive Nutrition App [Электронный ресурс]. — URL: https://macrofactorapp.com (дата обращения: 20.04.2026).</w:t>

--- a/docs/thesis/Диплом-Лапова-Мария.docx
+++ b/docs/thesis/Диплом-Лапова-Мария.docx
@@ -1120,7 +1120,7 @@
         <w:rPr>
           <w:b w:val="0"/>
         </w:rPr>
-        <w:t>Основная задача алгоритмического блока — прогноз ключевых параметров состава тела (масса тела, процент жировой массы, скелетная мышечная масса) на основании легкоизмеримых показателей и последующая автоматическая адаптация персонализированного плана тренировок при значимых изменениях профиля пользователя. Такой подход предполагает использование моделей регрессии и ансамблей решающих деревьев с квантильной регрессией, а также схем адаптации тренировочного плана, учитывающих динамику прогресса пользователя. В ходе работы разработано приложение, обеспечивающее интеграцию ML-модуля и пользовательского интерфейса на нескольких платформах.</w:t>
+        <w:t>Основная задача алгоритмического блока — прогноз ключевых параметров состава тела (масса тела, процент жировой массы, скелетная мышечная масса) на основании легкоизмеримых показателей и последующая автоматическая адаптация персонализированного плана тренировок при значимых изменениях профиля пользователя. Такой подход предполагает использование моделей регрессии и ансамблей решающих деревьев с квантильной регрессией (quantile regression), а также схем адаптации тренировочного плана, учитывающих динамику прогресса пользователя. В ходе работы разработано приложение, обеспечивающее интеграцию ML-модуля и пользовательского интерфейса на нескольких платформах.</w:t>
       </w:r>
     </w:p>
     <w:p>
@@ -2031,7 +2031,7 @@
         <w:rPr>
           <w:b w:val="0"/>
         </w:rPr>
-        <w:t>Самый примитивный способ: построить линию по историческим точкам InBody (например, методом наименьших квадратов) и продолжить её в будущее. Преимущество — простота. Недостаток — не учитывает тренировочную активность и индивидуальные параметры; устойчивость к выбросам низкая. Используется в нашем приложении как baseline для сравнения и как fallback при недоступности ML-модели.</w:t>
+        <w:t>Самый примитивный способ: построить линию по историческим точкам InBody (например, методом наименьших квадратов) и продолжить её в будущее. Преимущество — простота. Недостаток — не учитывает тренировочную активность и индивидуальные параметры; устойчивость к выбросам низкая. Используется в нашем приложении как базовая модель (baseline) для сравнения и как запасной механизм (fallback) при недоступности ML-модели.</w:t>
       </w:r>
     </w:p>
     <w:p>
@@ -2190,7 +2190,7 @@
         <w:rPr>
           <w:b w:val="0"/>
         </w:rPr>
-        <w:t>Нефункциональные требования: inference прогноза ≤2 секунд; кэширование прогноза на 24 часа; все обучающие данные анонимизированы; результаты обучения воспроизводимы по фиксированному seed и хэшу входного файла.</w:t>
+        <w:t>Нефункциональные требования: время вычисления прогноза (inference) ≤2 секунд; кэширование прогноза на 24 часа; все обучающие данные анонимизированы; результаты обучения воспроизводимы по фиксированному seed и хэшу входного файла.</w:t>
       </w:r>
     </w:p>
     <w:p>
@@ -3839,7 +3839,7 @@
         <w:rPr>
           <w:b w:val="0"/>
         </w:rPr>
-        <w:t>Решение — cross-user baseline. Идея: на этапе подготовки датасета мы сгруппировали обучающие траектории по «кластерам» пользователей (пол × возрастная группа × BMI-диапазон × цель). Для каждого такого кластера посчитали средние дельты по неделям. При холодном старте пользователю выдаётся прогноз = усреднённая дельта по его кластеру.</w:t>
+        <w:t>Решение — межпользовательская базовая модель (cross-user baseline). Идея: на этапе подготовки датасета мы сгруппировали обучающие траектории по «кластерам» пользователей (пол × возрастная группа × BMI-диапазон × цель). Для каждого такого кластера посчитали средние дельты по неделям. При холодном старте пользователю выдаётся прогноз = усреднённая дельта по его кластеру.</w:t>
       </w:r>
     </w:p>
     <w:p>
@@ -4045,7 +4045,7 @@
         <w:rPr>
           <w:b w:val="0"/>
         </w:rPr>
-        <w:t>Дополнительное правило — debounce при повторных изменениях профиля. Если пользователь несколько раз за один день меняет цель или частоту, watcher не создаёт по событию на каждое изменение: при наличии уже-существующего pending-события с тем же триггером новое не пишется. Иначе аудит превращается в шум, а регенерация — в каскад, который никому не нужен.</w:t>
+        <w:t>Дополнительное правило — подавление повторных срабатываний (debounce) при изменениях профиля. Если пользователь несколько раз за один день меняет цель или частоту, watcher не создаёт по событию на каждое изменение: при наличии уже-существующего pending-события с тем же триггером новое не пишется. Иначе аудит превращается в шум, а регенерация — в каскад, который никому не нужен.</w:t>
       </w:r>
     </w:p>
     <w:p>
@@ -4099,7 +4099,7 @@
         <w:rPr>
           <w:b w:val="0"/>
         </w:rPr>
-        <w:t>Чтобы обучить модель прогноза, нужны данные: временные ряды InBody-замеров вместе с тренировочной активностью пользователей. Открытых датасетов с такими данными в нужном объёме не существует, поэтому датасет собран из двух Kaggle-источников с применением синтеза:</w:t>
+        <w:t>Чтобы обучить модель прогноза, нужны данные: временные ряды (time series) InBody-замеров вместе с тренировочной активностью пользователей. Открытых датасетов с такими данными в нужном объёме не существует, поэтому датасет собран из двух Kaggle-источников с применением синтеза:</w:t>
       </w:r>
     </w:p>
     <w:p>
@@ -4183,7 +4183,7 @@
         <w:ind w:firstLine="0"/>
       </w:pPr>
       <w:r>
-        <w:t>Persistence: тривиальный baseline («следующая неделя = текущей»), нужен как контрольная точка — если ML-модель не бьёт его, фичи не несут полезного сигнала;</w:t>
+        <w:t>Наивная модель (persistence baseline): тривиальный прогноз («следующая неделя = текущей»), нужен как контрольная точка — если ML-модель не бьёт его, признаки не несут полезного сигнала;</w:t>
       </w:r>
     </w:p>
     <w:p>
@@ -4201,7 +4201,7 @@
         <w:ind w:firstLine="0"/>
       </w:pPr>
       <w:r>
-        <w:t>LightGBM quantile: 9 бустеров (3 целевых × 3 квантиля q=0,1/0,5/0,9), one-step регрессия дельт; multi-horizon (1/2/4 недели) достигается рекурсивным применением одношаговой модели на инференсе;</w:t>
+        <w:t>LightGBM quantile: 9 бустеров (3 целевых × 3 квантиля q=0,1/0,5/0,9), одношаговая (one-step) регрессия дельт; многогоризонтный прогноз (multi-horizon, 1/2/4 недели) достигается рекурсивным применением одношаговой модели при инференсе;</w:t>
       </w:r>
     </w:p>
     <w:p>
@@ -4210,7 +4210,7 @@
         <w:ind w:firstLine="0"/>
       </w:pPr>
       <w:r>
-        <w:t>MLP quantile (PyTorch): альтернативная архитектура — shared trunk 64→32 + per-target heads с δ-параметризацией квантилей (q10 = q50 − softplus(δ_lower); q90 = q50 + softplus(δ_upper)), что гарантирует упорядоченность q10 ≤ q50 ≤ q90 по построению. Pinball loss с маскированием NaN в muscle_mass_kg.</w:t>
+        <w:t>MLP quantile (PyTorch): альтернативная архитектура — общий ствол сети (shared trunk) 64→32 + отдельные головы по целевым переменным (per-target heads) с δ-параметризацией квантилей (q10 = q50 − softplus(δ_lower); q90 = q50 + softplus(δ_upper)), что гарантирует упорядоченность q10 ≤ q50 ≤ q90 по построению. Pinball loss с маскированием NaN в muscle_mass_kg.</w:t>
       </w:r>
     </w:p>
     <w:p>
@@ -4232,7 +4232,7 @@
         <w:rPr>
           <w:b w:val="0"/>
         </w:rPr>
-        <w:t>Гиперпараметры MLP: Adam, learning_rate 1e-3, weight_decay 1e-4, batch_size 256, max_epochs 200, early_stopping_patience 20 эпох по валидационному pinball loss, dropout 0,3, seed 42. Размер сети (64→32 в trunk, 16 в head) подобран под объём выборки — увеличение глубины приводит к переобучению.</w:t>
+        <w:t>Гиперпараметры MLP: Adam, learning_rate 1e-3, weight_decay 1e-4, batch_size 256, max_epochs 200, early_stopping_patience 20 эпох по валидационному pinball loss, прореживание (dropout) 0,3, seed 42. Размер сети (64→32 в trunk, 16 в head) подобран под объём выборки — увеличение глубины приводит к переобучению.</w:t>
       </w:r>
     </w:p>
     <w:p>
@@ -4497,7 +4497,7 @@
         <w:ind w:firstLine="0"/>
       </w:pPr>
       <w:r>
-        <w:t>Сформировать признаковый вектор пользователя на момент t.</w:t>
+        <w:t>Сформировать вектор признаков (feature vector) пользователя на момент t.</w:t>
       </w:r>
     </w:p>
     <w:p>
@@ -4919,7 +4919,7 @@
         <w:rPr>
           <w:b w:val="0"/>
         </w:rPr>
-        <w:t>Для оценки качества разработанной модели проведён вычислительный эксперимент. Сравнивались четыре подхода: persistence baseline (тривиальный прогноз y_{t+1} = y_t, то есть «всё останется как есть» — нижняя граница качества), Ridge-регрессия (линейная модель с L2-регуляризацией на полном наборе признаков), LightGBM с квантильной регрессией (градиентный бустинг с целевой функцией quantile, alpha ∈ {0,1; 0,5; 0,9}) и MLP с квантильной регрессией (нейросетевая архитектура на PyTorch — shared trunk 64→32 + per-target heads с δ-параметризацией для предотвращения quantile-crossing).</w:t>
+        <w:t>Для оценки качества разработанной модели проведён вычислительный эксперимент. Сравнивались четыре подхода: persistence baseline (тривиальный прогноз y_{t+1} = y_t, то есть «всё останется как есть» — нижняя граница качества), Ridge-регрессия (линейная модель с L2-регуляризацией на полном наборе признаков), LightGBM с квантильной регрессией (градиентный бустинг с целевой функцией quantile, alpha ∈ {0,1; 0,5; 0,9}) и MLP с квантильной регрессией (нейросетевая архитектура на PyTorch — shared trunk 64→32 + per-target heads с δ-параметризацией для предотвращения пересечения квантилей (quantile-crossing)).</w:t>
       </w:r>
     </w:p>
     <w:p>
@@ -4930,7 +4930,7 @@
         <w:rPr>
           <w:b w:val="0"/>
         </w:rPr>
-        <w:t>Все модели обучались на одной обучающей выборке (70% датасета, 6843 точки «пользователь × неделя»), валидировались на val-сплите (15%, 1466 точек) и тестировались на test-сплите (15%, 1467 точек). Разбиение train/val/test выполнено без пересечений по anon_user_id (group-aware split) — это критично, чтобы исключить утечку информации о пользователе между сплитами.</w:t>
+        <w:t>Все модели обучались на одной обучающей выборке (70% датасета, 6843 точки «пользователь × неделя»), валидировались на val-сплите (15%, 1466 точек) и тестировались на test-сплите (15%, 1467 точек). Разбиение train/val/test выполнено без пересечений по anon_user_id (разбиение с учётом групп, group-aware split) — это критично, чтобы исключить утечку информации о пользователе между сплитами.</w:t>
       </w:r>
     </w:p>
     <w:p>
@@ -4977,7 +4977,7 @@
         <w:ind w:firstLine="0"/>
       </w:pPr>
       <w:r>
-        <w:t>Coverage 80%-CI — доля случаев, когда фактическое значение попало в построенный 80%-доверительный интервал; калибровка считается адекватной при coverage в диапазоне 0,75–0,85.</w:t>
+        <w:t>Покрытие (coverage) 80%-CI — доля случаев, когда фактическое значение попало в построенный 80%-доверительный интервал; калибровка считается адекватной при coverage в диапазоне 0,75–0,85.</w:t>
       </w:r>
     </w:p>
     <w:p>
@@ -5913,7 +5913,7 @@
         <w:rPr>
           <w:b w:val="0"/>
         </w:rPr>
-        <w:t>Дальнейшее развитие системы видится в следующих направлениях: (1) сбор реальных пользовательских данных по мере роста аудитории приложения и дообучение модели на них вместо синтетики; (2) переход на более мощные модели (LSTM, Temporal Fusion Transformer) при накоплении ≥10 тысяч траекторий; (3) расширение признакового набора за счёт интеграции с Apple Health / Google Fit (шагомер, пульсометрия, сон); (4) внедрение методов causal inference, чтобы объяснять пользователю «почему» — какой фактор вносит наибольший вклад в его прогноз.</w:t>
+        <w:t>Дальнейшее развитие системы видится в следующих направлениях: (1) сбор реальных пользовательских данных по мере роста аудитории приложения и дообучение модели на них вместо синтетики; (2) переход на более мощные модели (LSTM, Temporal Fusion Transformer) при накоплении ≥10 тысяч траекторий; (3) расширение признакового набора за счёт интеграции с Apple Health / Google Fit (шагомер, пульсометрия, сон); (4) внедрение методов причинно-следственного анализа (causal inference), чтобы объяснять пользователю «почему» — какой фактор вносит наибольший вклад в его прогноз.</w:t>
       </w:r>
     </w:p>
     <w:p>
